--- a/set_maker/origin.docx
+++ b/set_maker/origin.docx
@@ -5440,7 +5440,7 @@
         <w:noProof/>
         <w:szCs w:val="24"/>
       </w:rPr>
-      <w:t>5</w:t>
+      <w:t>4</w:t>
     </w:r>
     <w:r>
       <w:rPr>
@@ -14475,6 +14475,27 @@
     <w:uiPriority w:val="99"/>
     <w:rsid w:val="00D76C1B"/>
   </w:style>
+  <w:style w:type="table" w:customStyle="1" w:styleId="65">
+    <w:name w:val="Стиль6"/>
+    <w:basedOn w:val="510"/>
+    <w:uiPriority w:val="99"/>
+    <w:rsid w:val="00140E4D"/>
+    <w:tblPr>
+      <w:tblStyleRowBandSize w:val="1"/>
+    </w:tblPr>
+    <w:tblStylePr w:type="firstRow">
+      <w:tblPr/>
+      <w:tcPr>
+        <w:vAlign w:val="center"/>
+      </w:tcPr>
+    </w:tblStylePr>
+    <w:tblStylePr w:type="band1Horz">
+      <w:tblPr/>
+      <w:tcPr>
+        <w:shd w:val="clear" w:color="auto" w:fill="D9D9D9" w:themeFill="background1" w:themeFillShade="D9"/>
+      </w:tcPr>
+    </w:tblStylePr>
+  </w:style>
 </w:styles>
 </file>
 
@@ -14776,11 +14797,13 @@
     <w:rsid w:val="00A4061C"/>
     <w:rsid w:val="00A436FC"/>
     <w:rsid w:val="00A949B1"/>
+    <w:rsid w:val="00AE76CC"/>
     <w:rsid w:val="00AE7F01"/>
     <w:rsid w:val="00B45FB1"/>
     <w:rsid w:val="00BD646C"/>
     <w:rsid w:val="00C83915"/>
     <w:rsid w:val="00CE3CAC"/>
+    <w:rsid w:val="00CE50D4"/>
     <w:rsid w:val="00D54719"/>
     <w:rsid w:val="00D95B8B"/>
     <w:rsid w:val="00DA23D8"/>
@@ -26644,7 +26667,7 @@
 </file>
 
 <file path=customXml/itemProps1.xml><?xml version="1.0" encoding="utf-8"?>
-<ds:datastoreItem xmlns:ds="http://schemas.openxmlformats.org/officeDocument/2006/customXml" ds:itemID="{BA6B134C-9145-4D41-BB87-D525575C8E7B}">
+<ds:datastoreItem xmlns:ds="http://schemas.openxmlformats.org/officeDocument/2006/customXml" ds:itemID="{7E428D6B-7BE8-4604-BEC0-52981E5C7437}">
   <ds:schemaRefs>
     <ds:schemaRef ds:uri="http://schemas.openxmlformats.org/officeDocument/2006/bibliography"/>
   </ds:schemaRefs>

--- a/set_maker/origin.docx
+++ b/set_maker/origin.docx
@@ -5341,16 +5341,6 @@
         </w:tc>
       </w:tr>
     </w:tbl>
-    <w:p>
-      <w:pPr>
-        <w:pStyle w:val="TAGS"/>
-      </w:pPr>
-    </w:p>
-    <w:p>
-      <w:pPr>
-        <w:pStyle w:val="TAGS"/>
-      </w:pPr>
-    </w:p>
     <w:p>
       <w:pPr>
         <w:pStyle w:val="TAGS"/>
@@ -14479,10 +14469,14 @@
     <w:name w:val="Стиль6"/>
     <w:basedOn w:val="510"/>
     <w:uiPriority w:val="99"/>
-    <w:rsid w:val="00140E4D"/>
+    <w:rsid w:val="00D61ECE"/>
     <w:tblPr>
       <w:tblStyleRowBandSize w:val="1"/>
+      <w:jc w:val="left"/>
     </w:tblPr>
+    <w:trPr>
+      <w:jc w:val="left"/>
+    </w:trPr>
     <w:tblStylePr w:type="firstRow">
       <w:tblPr/>
       <w:tcPr>
@@ -14790,6 +14784,7 @@
     <w:rsid w:val="008228D7"/>
     <w:rsid w:val="008B22A3"/>
     <w:rsid w:val="008D3521"/>
+    <w:rsid w:val="00946361"/>
     <w:rsid w:val="009B28D6"/>
     <w:rsid w:val="009C34F8"/>
     <w:rsid w:val="009D54AF"/>
@@ -26667,7 +26662,7 @@
 </file>
 
 <file path=customXml/itemProps1.xml><?xml version="1.0" encoding="utf-8"?>
-<ds:datastoreItem xmlns:ds="http://schemas.openxmlformats.org/officeDocument/2006/customXml" ds:itemID="{7E428D6B-7BE8-4604-BEC0-52981E5C7437}">
+<ds:datastoreItem xmlns:ds="http://schemas.openxmlformats.org/officeDocument/2006/customXml" ds:itemID="{04D519BA-46DC-48F5-BD22-2F2EE4FE7A18}">
   <ds:schemaRefs>
     <ds:schemaRef ds:uri="http://schemas.openxmlformats.org/officeDocument/2006/bibliography"/>
   </ds:schemaRefs>

--- a/set_maker/origin.docx
+++ b/set_maker/origin.docx
@@ -5341,6 +5341,16 @@
         </w:tc>
       </w:tr>
     </w:tbl>
+    <w:p>
+      <w:pPr>
+        <w:pStyle w:val="TAGS"/>
+      </w:pPr>
+    </w:p>
+    <w:p>
+      <w:pPr>
+        <w:pStyle w:val="TAGS"/>
+      </w:pPr>
+    </w:p>
     <w:p>
       <w:pPr>
         <w:pStyle w:val="TAGS"/>
@@ -12310,13 +12320,12 @@
     <w:name w:val="Сетка таблицы51"/>
     <w:basedOn w:val="af1"/>
     <w:uiPriority w:val="59"/>
-    <w:rsid w:val="00EA7D68"/>
+    <w:rsid w:val="00F90917"/>
     <w:pPr>
       <w:spacing w:after="0" w:line="240" w:lineRule="auto"/>
     </w:pPr>
     <w:rPr>
       <w:rFonts w:ascii="Times New Roman" w:hAnsi="Times New Roman" w:cs="Times New Roman"/>
-      <w:sz w:val="28"/>
       <w:szCs w:val="28"/>
     </w:rPr>
     <w:tblPr>
@@ -14469,7 +14478,10 @@
     <w:name w:val="Стиль6"/>
     <w:basedOn w:val="510"/>
     <w:uiPriority w:val="99"/>
-    <w:rsid w:val="00D61ECE"/>
+    <w:rsid w:val="00D35BB6"/>
+    <w:rPr>
+      <w:sz w:val="24"/>
+    </w:rPr>
     <w:tblPr>
       <w:tblStyleRowBandSize w:val="1"/>
       <w:jc w:val="left"/>
@@ -14791,6 +14803,7 @@
     <w:rsid w:val="009E0470"/>
     <w:rsid w:val="00A4061C"/>
     <w:rsid w:val="00A436FC"/>
+    <w:rsid w:val="00A861C3"/>
     <w:rsid w:val="00A949B1"/>
     <w:rsid w:val="00AE76CC"/>
     <w:rsid w:val="00AE7F01"/>
@@ -14804,6 +14817,7 @@
     <w:rsid w:val="00DA23D8"/>
     <w:rsid w:val="00DA4E38"/>
     <w:rsid w:val="00DA567C"/>
+    <w:rsid w:val="00DA7474"/>
     <w:rsid w:val="00E40D44"/>
     <w:rsid w:val="00E475C4"/>
     <w:rsid w:val="00EE2ABD"/>
@@ -14813,6 +14827,7 @@
     <w:rsid w:val="00F65272"/>
     <w:rsid w:val="00FA7F71"/>
     <w:rsid w:val="00FB5220"/>
+    <w:rsid w:val="00FC49A5"/>
   </w:rsids>
   <m:mathPr>
     <m:mathFont m:val="Cambria Math"/>
@@ -26662,7 +26677,7 @@
 </file>
 
 <file path=customXml/itemProps1.xml><?xml version="1.0" encoding="utf-8"?>
-<ds:datastoreItem xmlns:ds="http://schemas.openxmlformats.org/officeDocument/2006/customXml" ds:itemID="{04D519BA-46DC-48F5-BD22-2F2EE4FE7A18}">
+<ds:datastoreItem xmlns:ds="http://schemas.openxmlformats.org/officeDocument/2006/customXml" ds:itemID="{E25AF369-9DB2-4EB0-A470-AEC0AC81A3CC}">
   <ds:schemaRefs>
     <ds:schemaRef ds:uri="http://schemas.openxmlformats.org/officeDocument/2006/bibliography"/>
   </ds:schemaRefs>
